--- a/插件详细手册/18.面板/关于长画布贴图核心.docx
+++ b/插件详细手册/18.面板/关于长画布贴图核心.docx
@@ -979,6 +979,83 @@
         <w:widowControl/>
         <w:adjustRightInd w:val="0"/>
         <w:snapToGrid w:val="0"/>
+        <w:jc w:val="left"/>
+        <w:rPr>
+          <w:rFonts w:ascii="Tahoma" w:eastAsia="微软雅黑" w:hAnsi="Tahoma"/>
+          <w:kern w:val="0"/>
+          <w:sz w:val="22"/>
+        </w:rPr>
+      </w:pPr>
+      <w:r>
+        <w:rPr>
+          <w:rFonts w:ascii="Tahoma" w:eastAsia="微软雅黑" w:hAnsi="Tahoma"/>
+          <w:kern w:val="0"/>
+          <w:sz w:val="22"/>
+        </w:rPr>
+        <w:tab/>
+      </w:r>
+      <w:r>
+        <w:rPr>
+          <w:rFonts w:ascii="Tahoma" w:eastAsia="微软雅黑" w:hAnsi="Tahoma" w:hint="eastAsia"/>
+          <w:kern w:val="0"/>
+          <w:sz w:val="22"/>
+        </w:rPr>
+        <w:t>◆</w:t>
+      </w:r>
+      <w:r>
+        <w:rPr>
+          <w:rFonts w:ascii="Tahoma" w:eastAsia="微软雅黑" w:hAnsi="Tahoma" w:hint="eastAsia"/>
+          <w:kern w:val="0"/>
+          <w:sz w:val="22"/>
+        </w:rPr>
+        <w:t>Drill_DialogSingleRollerSprite</w:t>
+      </w:r>
+      <w:r>
+        <w:rPr>
+          <w:rFonts w:ascii="Tahoma" w:eastAsia="微软雅黑" w:hAnsi="Tahoma"/>
+          <w:kern w:val="0"/>
+          <w:sz w:val="22"/>
+        </w:rPr>
+        <w:tab/>
+      </w:r>
+      <w:r>
+        <w:rPr>
+          <w:rFonts w:ascii="Tahoma" w:eastAsia="微软雅黑" w:hAnsi="Tahoma"/>
+          <w:kern w:val="0"/>
+          <w:sz w:val="22"/>
+        </w:rPr>
+        <w:tab/>
+      </w:r>
+      <w:r>
+        <w:rPr>
+          <w:rFonts w:ascii="Tahoma" w:eastAsia="微软雅黑" w:hAnsi="Tahoma" w:hint="eastAsia"/>
+          <w:kern w:val="0"/>
+          <w:sz w:val="22"/>
+        </w:rPr>
+        <w:t>对话框</w:t>
+      </w:r>
+      <w:r>
+        <w:rPr>
+          <w:rFonts w:ascii="Tahoma" w:eastAsia="微软雅黑" w:hAnsi="Tahoma" w:hint="eastAsia"/>
+          <w:kern w:val="0"/>
+          <w:sz w:val="22"/>
+        </w:rPr>
+        <w:t xml:space="preserve"> - </w:t>
+      </w:r>
+      <w:r>
+        <w:rPr>
+          <w:rFonts w:ascii="Tahoma" w:eastAsia="微软雅黑" w:hAnsi="Tahoma" w:hint="eastAsia"/>
+          <w:kern w:val="0"/>
+          <w:sz w:val="22"/>
+        </w:rPr>
+        <w:t>滚动的长画布贴图</w:t>
+      </w:r>
+    </w:p>
+    <w:p>
+      <w:pPr>
+        <w:widowControl/>
+        <w:adjustRightInd w:val="0"/>
+        <w:snapToGrid w:val="0"/>
         <w:spacing w:before="200"/>
         <w:jc w:val="left"/>
         <w:rPr>
@@ -1225,7 +1302,10 @@
         </w:rPr>
       </w:pPr>
       <w:r>
-        <w:object w:dxaOrig="10785" w:dyaOrig="1560" w14:anchorId="2863667C">
+        <w:rPr>
+          <w:rFonts w:hint="eastAsia"/>
+        </w:rPr>
+        <w:object w:dxaOrig="10710" w:dyaOrig="2281" w14:anchorId="79C7F0E9">
           <v:shapetype id="_x0000_t75" coordsize="21600,21600" o:spt="75" o:preferrelative="t" path="m@4@5l@4@11@9@11@9@5xe" filled="f" stroked="f">
             <v:stroke joinstyle="miter"/>
             <v:formulas>
@@ -1245,10 +1325,10 @@
             <v:path o:extrusionok="f" gradientshapeok="t" o:connecttype="rect"/>
             <o:lock v:ext="edit" aspectratio="t"/>
           </v:shapetype>
-          <v:shape id="_x0000_i1025" type="#_x0000_t75" style="width:539.25pt;height:78pt" o:ole="">
+          <v:shape id="_x0000_i1043" type="#_x0000_t75" style="width:535.5pt;height:114pt" o:ole="">
             <v:imagedata r:id="rId9" o:title=""/>
           </v:shape>
-          <o:OLEObject Type="Embed" ProgID="Visio.Drawing.15" ShapeID="_x0000_i1025" DrawAspect="Content" ObjectID="_1805811372" r:id="rId10"/>
+          <o:OLEObject Type="Embed" ProgID="Visio.Drawing.15" ShapeID="_x0000_i1043" DrawAspect="Content" ObjectID="_1808911146" r:id="rId10"/>
         </w:object>
       </w:r>
     </w:p>
@@ -1576,6 +1656,16 @@
       <w:r>
         <w:rPr>
           <w:rFonts w:ascii="Tahoma" w:eastAsia="微软雅黑" w:hAnsi="Tahoma" w:hint="eastAsia"/>
+          <w:b/>
+          <w:bCs/>
+          <w:kern w:val="0"/>
+          <w:sz w:val="22"/>
+        </w:rPr>
+        <w:t>阶段叠加：</w:t>
+      </w:r>
+      <w:r>
+        <w:rPr>
+          <w:rFonts w:ascii="Tahoma" w:eastAsia="微软雅黑" w:hAnsi="Tahoma" w:hint="eastAsia"/>
           <w:kern w:val="0"/>
           <w:sz w:val="22"/>
         </w:rPr>
@@ -2555,16 +2645,13 @@
       </w:pPr>
       <w:r>
         <w:rPr>
-          <w:rFonts w:ascii="Tahoma" w:eastAsia="微软雅黑" w:hAnsi="Tahoma"/>
           <w:noProof/>
-          <w:kern w:val="0"/>
-          <w:sz w:val="22"/>
         </w:rPr>
         <w:drawing>
-          <wp:inline distT="0" distB="0" distL="0" distR="0" wp14:anchorId="4B77C472" wp14:editId="28620F15">
-            <wp:extent cx="3268980" cy="2177141"/>
-            <wp:effectExtent l="0" t="0" r="7620" b="0"/>
-            <wp:docPr id="2" name="图片 2" descr="F:\ps箱\qq头像\未标题-1.png"/>
+          <wp:inline distT="0" distB="0" distL="0" distR="0" wp14:anchorId="23914E0D" wp14:editId="65F7E7EF">
+            <wp:extent cx="2857500" cy="1905000"/>
+            <wp:effectExtent l="0" t="0" r="0" b="0"/>
+            <wp:docPr id="446434596" name="图片 1"/>
             <wp:cNvGraphicFramePr>
               <a:graphicFrameLocks xmlns:a="http://schemas.openxmlformats.org/drawingml/2006/main" noChangeAspect="1"/>
             </wp:cNvGraphicFramePr>
@@ -2572,7 +2659,7 @@
               <a:graphicData uri="http://schemas.openxmlformats.org/drawingml/2006/picture">
                 <pic:pic xmlns:pic="http://schemas.openxmlformats.org/drawingml/2006/picture">
                   <pic:nvPicPr>
-                    <pic:cNvPr id="0" name="Picture 3" descr="F:\ps箱\qq头像\未标题-1.png"/>
+                    <pic:cNvPr id="0" name="Picture 2"/>
                     <pic:cNvPicPr>
                       <a:picLocks noChangeAspect="1" noChangeArrowheads="1"/>
                     </pic:cNvPicPr>
@@ -2593,7 +2680,7 @@
                   <pic:spPr bwMode="auto">
                     <a:xfrm>
                       <a:off x="0" y="0"/>
-                      <a:ext cx="3280799" cy="2185012"/>
+                      <a:ext cx="2857500" cy="1905000"/>
                     </a:xfrm>
                     <a:prstGeom prst="rect">
                       <a:avLst/>
@@ -2794,6 +2881,14 @@
           <w:kern w:val="0"/>
           <w:sz w:val="22"/>
         </w:rPr>
+        <w:t>制作组</w:t>
+      </w:r>
+      <w:r>
+        <w:rPr>
+          <w:rFonts w:ascii="Tahoma" w:eastAsia="微软雅黑" w:hAnsi="Tahoma" w:hint="eastAsia"/>
+          <w:kern w:val="0"/>
+          <w:sz w:val="22"/>
+        </w:rPr>
         <w:t>界面中，需要：</w:t>
       </w:r>
     </w:p>
@@ -2820,7 +2915,41 @@
           <w:kern w:val="0"/>
           <w:sz w:val="22"/>
         </w:rPr>
-        <w:t>）装饰界面的插件，作为背景渲染，可以只放一个黑色的背景，也可以放一些简单的</w:t>
+        <w:t>）装饰界面的插件</w:t>
+      </w:r>
+    </w:p>
+    <w:p>
+      <w:pPr>
+        <w:snapToGrid w:val="0"/>
+        <w:rPr>
+          <w:rFonts w:ascii="Tahoma" w:eastAsia="微软雅黑" w:hAnsi="Tahoma"/>
+          <w:kern w:val="0"/>
+          <w:sz w:val="22"/>
+        </w:rPr>
+      </w:pPr>
+      <w:r>
+        <w:rPr>
+          <w:rFonts w:ascii="Tahoma" w:eastAsia="微软雅黑" w:hAnsi="Tahoma" w:hint="eastAsia"/>
+          <w:kern w:val="0"/>
+          <w:sz w:val="22"/>
+        </w:rPr>
+        <w:t>作为背景渲染</w:t>
+      </w:r>
+      <w:r>
+        <w:rPr>
+          <w:rFonts w:ascii="Tahoma" w:eastAsia="微软雅黑" w:hAnsi="Tahoma" w:hint="eastAsia"/>
+          <w:kern w:val="0"/>
+          <w:sz w:val="22"/>
+        </w:rPr>
+        <w:t>，</w:t>
+      </w:r>
+      <w:r>
+        <w:rPr>
+          <w:rFonts w:ascii="Tahoma" w:eastAsia="微软雅黑" w:hAnsi="Tahoma" w:hint="eastAsia"/>
+          <w:kern w:val="0"/>
+          <w:sz w:val="22"/>
+        </w:rPr>
+        <w:t>可以只放一个黑色的背景，也可以放一些简单的</w:t>
       </w:r>
       <w:r>
         <w:rPr>
@@ -2862,7 +2991,49 @@
           <w:kern w:val="0"/>
           <w:sz w:val="22"/>
         </w:rPr>
-        <w:t>）画布内容，分下面几个阶段：</w:t>
+        <w:t>）</w:t>
+      </w:r>
+      <w:r>
+        <w:rPr>
+          <w:rFonts w:ascii="Tahoma" w:eastAsia="微软雅黑" w:hAnsi="Tahoma" w:hint="eastAsia"/>
+          <w:kern w:val="0"/>
+          <w:sz w:val="22"/>
+        </w:rPr>
+        <w:t>长</w:t>
+      </w:r>
+      <w:r>
+        <w:rPr>
+          <w:rFonts w:ascii="Tahoma" w:eastAsia="微软雅黑" w:hAnsi="Tahoma" w:hint="eastAsia"/>
+          <w:kern w:val="0"/>
+          <w:sz w:val="22"/>
+        </w:rPr>
+        <w:t>画布内容</w:t>
+      </w:r>
+    </w:p>
+    <w:p>
+      <w:pPr>
+        <w:snapToGrid w:val="0"/>
+        <w:rPr>
+          <w:rFonts w:ascii="Tahoma" w:eastAsia="微软雅黑" w:hAnsi="Tahoma"/>
+          <w:kern w:val="0"/>
+          <w:sz w:val="22"/>
+        </w:rPr>
+      </w:pPr>
+      <w:r>
+        <w:rPr>
+          <w:rFonts w:ascii="Tahoma" w:eastAsia="微软雅黑" w:hAnsi="Tahoma" w:hint="eastAsia"/>
+          <w:kern w:val="0"/>
+          <w:sz w:val="22"/>
+        </w:rPr>
+        <w:t>内容</w:t>
+      </w:r>
+      <w:r>
+        <w:rPr>
+          <w:rFonts w:ascii="Tahoma" w:eastAsia="微软雅黑" w:hAnsi="Tahoma" w:hint="eastAsia"/>
+          <w:kern w:val="0"/>
+          <w:sz w:val="22"/>
+        </w:rPr>
+        <w:t>分下面几个阶段：</w:t>
       </w:r>
       <w:proofErr w:type="gramStart"/>
       <w:r>
@@ -2981,16 +3152,7 @@
           <w:sz w:val="22"/>
           <w:szCs w:val="22"/>
         </w:rPr>
-        <w:t>装饰</w:t>
-      </w:r>
-      <w:r>
-        <w:rPr>
-          <w:rFonts w:ascii="微软雅黑" w:eastAsia="微软雅黑" w:hAnsi="微软雅黑" w:hint="eastAsia"/>
-          <w:bCs w:val="0"/>
-          <w:sz w:val="22"/>
-          <w:szCs w:val="22"/>
-        </w:rPr>
-        <w:t>背景</w:t>
+        <w:t>界面装饰</w:t>
       </w:r>
     </w:p>
     <w:p>
@@ -3013,6 +3175,19 @@
         </w:rPr>
         <w:t>制作组属于菜单面板，可以被菜单背景、菜单魔法圈等插件作用到。</w:t>
       </w:r>
+    </w:p>
+    <w:p>
+      <w:pPr>
+        <w:widowControl/>
+        <w:adjustRightInd w:val="0"/>
+        <w:snapToGrid w:val="0"/>
+        <w:jc w:val="left"/>
+        <w:rPr>
+          <w:rFonts w:ascii="Tahoma" w:eastAsia="微软雅黑" w:hAnsi="Tahoma"/>
+          <w:kern w:val="0"/>
+          <w:sz w:val="22"/>
+        </w:rPr>
+      </w:pPr>
       <w:r>
         <w:rPr>
           <w:rFonts w:ascii="Tahoma" w:eastAsia="微软雅黑" w:hAnsi="Tahoma" w:hint="eastAsia"/>
@@ -3085,10 +3260,10 @@
           <w:noProof/>
         </w:rPr>
         <w:drawing>
-          <wp:inline distT="0" distB="0" distL="0" distR="0" wp14:anchorId="1BFE1B44" wp14:editId="59FF31D1">
-            <wp:extent cx="5041285" cy="2231130"/>
-            <wp:effectExtent l="0" t="0" r="6985" b="0"/>
-            <wp:docPr id="1" name="图片 1"/>
+          <wp:inline distT="0" distB="0" distL="0" distR="0" wp14:anchorId="58082641" wp14:editId="74BC52D8">
+            <wp:extent cx="5095875" cy="2255290"/>
+            <wp:effectExtent l="0" t="0" r="0" b="0"/>
+            <wp:docPr id="41052918" name="图片 2"/>
             <wp:cNvGraphicFramePr>
               <a:graphicFrameLocks xmlns:a="http://schemas.openxmlformats.org/drawingml/2006/main" noChangeAspect="1"/>
             </wp:cNvGraphicFramePr>
@@ -3096,23 +3271,36 @@
               <a:graphicData uri="http://schemas.openxmlformats.org/drawingml/2006/picture">
                 <pic:pic xmlns:pic="http://schemas.openxmlformats.org/drawingml/2006/picture">
                   <pic:nvPicPr>
-                    <pic:cNvPr id="1" name=""/>
-                    <pic:cNvPicPr/>
+                    <pic:cNvPr id="0" name="Picture 4"/>
+                    <pic:cNvPicPr>
+                      <a:picLocks noChangeAspect="1" noChangeArrowheads="1"/>
+                    </pic:cNvPicPr>
                   </pic:nvPicPr>
                   <pic:blipFill>
-                    <a:blip r:embed="rId16"/>
+                    <a:blip r:embed="rId16">
+                      <a:extLst>
+                        <a:ext uri="{28A0092B-C50C-407E-A947-70E740481C1C}">
+                          <a14:useLocalDpi xmlns:a14="http://schemas.microsoft.com/office/drawing/2010/main" val="0"/>
+                        </a:ext>
+                      </a:extLst>
+                    </a:blip>
+                    <a:srcRect/>
                     <a:stretch>
                       <a:fillRect/>
                     </a:stretch>
                   </pic:blipFill>
-                  <pic:spPr>
+                  <pic:spPr bwMode="auto">
                     <a:xfrm>
                       <a:off x="0" y="0"/>
-                      <a:ext cx="5072413" cy="2244906"/>
+                      <a:ext cx="5102610" cy="2258271"/>
                     </a:xfrm>
                     <a:prstGeom prst="rect">
                       <a:avLst/>
                     </a:prstGeom>
+                    <a:noFill/>
+                    <a:ln>
+                      <a:noFill/>
+                    </a:ln>
                   </pic:spPr>
                 </pic:pic>
               </a:graphicData>
@@ -3135,10 +3323,10 @@
           <w:noProof/>
         </w:rPr>
         <w:drawing>
-          <wp:inline distT="0" distB="0" distL="0" distR="0" wp14:anchorId="128EF34C" wp14:editId="11187577">
-            <wp:extent cx="2712720" cy="392631"/>
-            <wp:effectExtent l="0" t="0" r="0" b="7620"/>
-            <wp:docPr id="7" name="图片 7"/>
+          <wp:inline distT="0" distB="0" distL="0" distR="0" wp14:anchorId="18D2A431" wp14:editId="2F57707B">
+            <wp:extent cx="3343275" cy="483895"/>
+            <wp:effectExtent l="0" t="0" r="0" b="0"/>
+            <wp:docPr id="88039789" name="图片 3"/>
             <wp:cNvGraphicFramePr>
               <a:graphicFrameLocks xmlns:a="http://schemas.openxmlformats.org/drawingml/2006/main" noChangeAspect="1"/>
             </wp:cNvGraphicFramePr>
@@ -3146,23 +3334,36 @@
               <a:graphicData uri="http://schemas.openxmlformats.org/drawingml/2006/picture">
                 <pic:pic xmlns:pic="http://schemas.openxmlformats.org/drawingml/2006/picture">
                   <pic:nvPicPr>
-                    <pic:cNvPr id="1" name=""/>
-                    <pic:cNvPicPr/>
+                    <pic:cNvPr id="0" name="Picture 6"/>
+                    <pic:cNvPicPr>
+                      <a:picLocks noChangeAspect="1" noChangeArrowheads="1"/>
+                    </pic:cNvPicPr>
                   </pic:nvPicPr>
                   <pic:blipFill>
-                    <a:blip r:embed="rId17"/>
+                    <a:blip r:embed="rId17">
+                      <a:extLst>
+                        <a:ext uri="{28A0092B-C50C-407E-A947-70E740481C1C}">
+                          <a14:useLocalDpi xmlns:a14="http://schemas.microsoft.com/office/drawing/2010/main" val="0"/>
+                        </a:ext>
+                      </a:extLst>
+                    </a:blip>
+                    <a:srcRect/>
                     <a:stretch>
                       <a:fillRect/>
                     </a:stretch>
                   </pic:blipFill>
-                  <pic:spPr>
+                  <pic:spPr bwMode="auto">
                     <a:xfrm>
                       <a:off x="0" y="0"/>
-                      <a:ext cx="2759588" cy="399414"/>
+                      <a:ext cx="3367196" cy="487357"/>
                     </a:xfrm>
                     <a:prstGeom prst="rect">
                       <a:avLst/>
                     </a:prstGeom>
+                    <a:noFill/>
+                    <a:ln>
+                      <a:noFill/>
+                    </a:ln>
                   </pic:spPr>
                 </pic:pic>
               </a:graphicData>
@@ -3287,9 +3488,10 @@
         <w:widowControl/>
         <w:adjustRightInd w:val="0"/>
         <w:snapToGrid w:val="0"/>
+        <w:spacing w:after="200"/>
         <w:jc w:val="left"/>
         <w:rPr>
-          <w:rFonts w:ascii="Tahoma" w:eastAsia="微软雅黑" w:hAnsi="Tahoma"/>
+          <w:rFonts w:ascii="Tahoma" w:eastAsia="微软雅黑" w:hAnsi="Tahoma" w:hint="eastAsia"/>
           <w:kern w:val="0"/>
           <w:sz w:val="22"/>
         </w:rPr>
@@ -3340,6 +3542,8 @@
     <w:p>
       <w:pPr>
         <w:widowControl/>
+        <w:adjustRightInd w:val="0"/>
+        <w:snapToGrid w:val="0"/>
         <w:jc w:val="left"/>
         <w:rPr>
           <w:rFonts w:ascii="Tahoma" w:eastAsia="微软雅黑" w:hAnsi="Tahoma"/>
@@ -3347,56 +3551,13 @@
           <w:sz w:val="22"/>
         </w:rPr>
       </w:pPr>
-    </w:p>
-    <w:p>
-      <w:pPr>
-        <w:widowControl/>
-        <w:jc w:val="left"/>
-        <w:rPr>
-          <w:rFonts w:ascii="Tahoma" w:eastAsia="微软雅黑" w:hAnsi="Tahoma"/>
-          <w:kern w:val="0"/>
-          <w:sz w:val="22"/>
-        </w:rPr>
-      </w:pPr>
-      <w:r>
-        <w:rPr>
-          <w:rFonts w:ascii="Tahoma" w:eastAsia="微软雅黑" w:hAnsi="Tahoma" w:hint="eastAsia"/>
-          <w:kern w:val="0"/>
-          <w:sz w:val="22"/>
-        </w:rPr>
-        <w:t>配好后，如下图所示，没有</w:t>
-      </w:r>
-      <w:r>
-        <w:rPr>
-          <w:rFonts w:ascii="Tahoma" w:eastAsia="微软雅黑" w:hAnsi="Tahoma" w:hint="eastAsia"/>
-          <w:kern w:val="0"/>
-          <w:sz w:val="22"/>
-        </w:rPr>
-        <w:t>默认</w:t>
-      </w:r>
-      <w:r>
-        <w:rPr>
-          <w:rFonts w:ascii="Tahoma" w:eastAsia="微软雅黑" w:hAnsi="Tahoma" w:hint="eastAsia"/>
-          <w:kern w:val="0"/>
-          <w:sz w:val="22"/>
-        </w:rPr>
-        <w:t>粒子、</w:t>
-      </w:r>
-      <w:r>
-        <w:rPr>
-          <w:rFonts w:ascii="Tahoma" w:eastAsia="微软雅黑" w:hAnsi="Tahoma" w:hint="eastAsia"/>
-          <w:kern w:val="0"/>
-          <w:sz w:val="22"/>
-        </w:rPr>
-        <w:t>默认</w:t>
-      </w:r>
-      <w:r>
-        <w:rPr>
-          <w:rFonts w:ascii="Tahoma" w:eastAsia="微软雅黑" w:hAnsi="Tahoma" w:hint="eastAsia"/>
-          <w:kern w:val="0"/>
-          <w:sz w:val="22"/>
-        </w:rPr>
-        <w:t>背景的干扰。</w:t>
+      <w:r>
+        <w:rPr>
+          <w:rFonts w:ascii="Tahoma" w:eastAsia="微软雅黑" w:hAnsi="Tahoma" w:hint="eastAsia"/>
+          <w:kern w:val="0"/>
+          <w:sz w:val="22"/>
+        </w:rPr>
+        <w:t>配好后，如下图所示，</w:t>
       </w:r>
     </w:p>
     <w:p>
@@ -3404,6 +3565,59 @@
         <w:widowControl/>
         <w:adjustRightInd w:val="0"/>
         <w:snapToGrid w:val="0"/>
+        <w:jc w:val="left"/>
+        <w:rPr>
+          <w:rFonts w:ascii="Tahoma" w:eastAsia="微软雅黑" w:hAnsi="Tahoma"/>
+          <w:kern w:val="0"/>
+          <w:sz w:val="22"/>
+        </w:rPr>
+      </w:pPr>
+      <w:r>
+        <w:rPr>
+          <w:rFonts w:ascii="Tahoma" w:eastAsia="微软雅黑" w:hAnsi="Tahoma" w:hint="eastAsia"/>
+          <w:kern w:val="0"/>
+          <w:sz w:val="22"/>
+        </w:rPr>
+        <w:t>图片层级比较高，正好挡住了</w:t>
+      </w:r>
+      <w:r>
+        <w:rPr>
+          <w:rFonts w:ascii="Tahoma" w:eastAsia="微软雅黑" w:hAnsi="Tahoma" w:hint="eastAsia"/>
+          <w:kern w:val="0"/>
+          <w:sz w:val="22"/>
+        </w:rPr>
+        <w:t>默认</w:t>
+      </w:r>
+      <w:r>
+        <w:rPr>
+          <w:rFonts w:ascii="Tahoma" w:eastAsia="微软雅黑" w:hAnsi="Tahoma" w:hint="eastAsia"/>
+          <w:kern w:val="0"/>
+          <w:sz w:val="22"/>
+        </w:rPr>
+        <w:t>粒子、</w:t>
+      </w:r>
+      <w:r>
+        <w:rPr>
+          <w:rFonts w:ascii="Tahoma" w:eastAsia="微软雅黑" w:hAnsi="Tahoma" w:hint="eastAsia"/>
+          <w:kern w:val="0"/>
+          <w:sz w:val="22"/>
+        </w:rPr>
+        <w:t>默认</w:t>
+      </w:r>
+      <w:r>
+        <w:rPr>
+          <w:rFonts w:ascii="Tahoma" w:eastAsia="微软雅黑" w:hAnsi="Tahoma" w:hint="eastAsia"/>
+          <w:kern w:val="0"/>
+          <w:sz w:val="22"/>
+        </w:rPr>
+        <w:t>背景的干扰。</w:t>
+      </w:r>
+    </w:p>
+    <w:p>
+      <w:pPr>
+        <w:widowControl/>
+        <w:adjustRightInd w:val="0"/>
+        <w:snapToGrid w:val="0"/>
         <w:jc w:val="center"/>
         <w:rPr>
           <w:rFonts w:ascii="Tahoma" w:eastAsia="微软雅黑" w:hAnsi="Tahoma"/>
@@ -3416,10 +3630,10 @@
           <w:noProof/>
         </w:rPr>
         <w:drawing>
-          <wp:inline distT="0" distB="0" distL="0" distR="0" wp14:anchorId="725F1B50" wp14:editId="45A7B809">
-            <wp:extent cx="3258260" cy="2133600"/>
+          <wp:inline distT="0" distB="0" distL="0" distR="0" wp14:anchorId="6AE75486" wp14:editId="64A88CA6">
+            <wp:extent cx="3648075" cy="2388861"/>
             <wp:effectExtent l="0" t="0" r="0" b="0"/>
-            <wp:docPr id="8" name="图片 8"/>
+            <wp:docPr id="832809567" name="图片 4"/>
             <wp:cNvGraphicFramePr>
               <a:graphicFrameLocks xmlns:a="http://schemas.openxmlformats.org/drawingml/2006/main" noChangeAspect="1"/>
             </wp:cNvGraphicFramePr>
@@ -3427,23 +3641,36 @@
               <a:graphicData uri="http://schemas.openxmlformats.org/drawingml/2006/picture">
                 <pic:pic xmlns:pic="http://schemas.openxmlformats.org/drawingml/2006/picture">
                   <pic:nvPicPr>
-                    <pic:cNvPr id="1" name=""/>
-                    <pic:cNvPicPr/>
+                    <pic:cNvPr id="0" name="Picture 8"/>
+                    <pic:cNvPicPr>
+                      <a:picLocks noChangeAspect="1" noChangeArrowheads="1"/>
+                    </pic:cNvPicPr>
                   </pic:nvPicPr>
                   <pic:blipFill>
-                    <a:blip r:embed="rId18"/>
+                    <a:blip r:embed="rId18" cstate="print">
+                      <a:extLst>
+                        <a:ext uri="{28A0092B-C50C-407E-A947-70E740481C1C}">
+                          <a14:useLocalDpi xmlns:a14="http://schemas.microsoft.com/office/drawing/2010/main" val="0"/>
+                        </a:ext>
+                      </a:extLst>
+                    </a:blip>
+                    <a:srcRect/>
                     <a:stretch>
                       <a:fillRect/>
                     </a:stretch>
                   </pic:blipFill>
-                  <pic:spPr>
+                  <pic:spPr bwMode="auto">
                     <a:xfrm>
                       <a:off x="0" y="0"/>
-                      <a:ext cx="3316319" cy="2171619"/>
+                      <a:ext cx="3652097" cy="2391495"/>
                     </a:xfrm>
                     <a:prstGeom prst="rect">
                       <a:avLst/>
                     </a:prstGeom>
+                    <a:noFill/>
+                    <a:ln>
+                      <a:noFill/>
+                    </a:ln>
                   </pic:spPr>
                 </pic:pic>
               </a:graphicData>
@@ -3825,10 +4052,10 @@
           <w:noProof/>
         </w:rPr>
         <w:drawing>
-          <wp:inline distT="0" distB="0" distL="0" distR="0" wp14:anchorId="2F4949E7" wp14:editId="29A4EAB3">
-            <wp:extent cx="3048000" cy="1677797"/>
-            <wp:effectExtent l="0" t="0" r="0" b="0"/>
-            <wp:docPr id="12" name="图片 12"/>
+          <wp:inline distT="0" distB="0" distL="0" distR="0" wp14:anchorId="08361AE7" wp14:editId="44A67022">
+            <wp:extent cx="3733800" cy="2055303"/>
+            <wp:effectExtent l="0" t="0" r="0" b="2540"/>
+            <wp:docPr id="1917811740" name="图片 5"/>
             <wp:cNvGraphicFramePr>
               <a:graphicFrameLocks xmlns:a="http://schemas.openxmlformats.org/drawingml/2006/main" noChangeAspect="1"/>
             </wp:cNvGraphicFramePr>
@@ -3836,23 +4063,36 @@
               <a:graphicData uri="http://schemas.openxmlformats.org/drawingml/2006/picture">
                 <pic:pic xmlns:pic="http://schemas.openxmlformats.org/drawingml/2006/picture">
                   <pic:nvPicPr>
-                    <pic:cNvPr id="1" name=""/>
-                    <pic:cNvPicPr/>
+                    <pic:cNvPr id="0" name="Picture 10"/>
+                    <pic:cNvPicPr>
+                      <a:picLocks noChangeAspect="1" noChangeArrowheads="1"/>
+                    </pic:cNvPicPr>
                   </pic:nvPicPr>
                   <pic:blipFill>
-                    <a:blip r:embed="rId19"/>
+                    <a:blip r:embed="rId19">
+                      <a:extLst>
+                        <a:ext uri="{28A0092B-C50C-407E-A947-70E740481C1C}">
+                          <a14:useLocalDpi xmlns:a14="http://schemas.microsoft.com/office/drawing/2010/main" val="0"/>
+                        </a:ext>
+                      </a:extLst>
+                    </a:blip>
+                    <a:srcRect/>
                     <a:stretch>
                       <a:fillRect/>
                     </a:stretch>
                   </pic:blipFill>
-                  <pic:spPr>
+                  <pic:spPr bwMode="auto">
                     <a:xfrm>
                       <a:off x="0" y="0"/>
-                      <a:ext cx="3065834" cy="1687614"/>
+                      <a:ext cx="3739024" cy="2058179"/>
                     </a:xfrm>
                     <a:prstGeom prst="rect">
                       <a:avLst/>
                     </a:prstGeom>
+                    <a:noFill/>
+                    <a:ln>
+                      <a:noFill/>
+                    </a:ln>
                   </pic:spPr>
                 </pic:pic>
               </a:graphicData>
@@ -3882,6 +4122,7 @@
     <w:p>
       <w:pPr>
         <w:snapToGrid w:val="0"/>
+        <w:spacing w:after="200"/>
         <w:rPr>
           <w:rFonts w:ascii="Tahoma" w:eastAsia="微软雅黑" w:hAnsi="Tahoma"/>
           <w:kern w:val="0"/>
@@ -3976,6 +4217,111 @@
         </w:rPr>
         <w:t>两个一起来控制整体内容。</w:t>
       </w:r>
+    </w:p>
+    <w:tbl>
+      <w:tblPr>
+        <w:tblStyle w:val="af"/>
+        <w:tblW w:w="0" w:type="auto"/>
+        <w:shd w:val="clear" w:color="auto" w:fill="DEEAF6" w:themeFill="accent1" w:themeFillTint="33"/>
+        <w:tblLook w:val="04A0" w:firstRow="1" w:lastRow="0" w:firstColumn="1" w:lastColumn="0" w:noHBand="0" w:noVBand="1"/>
+      </w:tblPr>
+      <w:tblGrid>
+        <w:gridCol w:w="8522"/>
+      </w:tblGrid>
+      <w:tr>
+        <w:tc>
+          <w:tcPr>
+            <w:tcW w:w="8522" w:type="dxa"/>
+            <w:shd w:val="clear" w:color="auto" w:fill="DEEAF6" w:themeFill="accent1" w:themeFillTint="33"/>
+          </w:tcPr>
+          <w:p>
+            <w:pPr>
+              <w:snapToGrid w:val="0"/>
+              <w:rPr>
+                <w:rFonts w:ascii="Tahoma" w:eastAsia="微软雅黑" w:hAnsi="Tahoma"/>
+                <w:kern w:val="0"/>
+                <w:sz w:val="22"/>
+              </w:rPr>
+            </w:pPr>
+            <w:r>
+              <w:rPr>
+                <w:rFonts w:ascii="Tahoma" w:eastAsia="微软雅黑" w:hAnsi="Tahoma" w:hint="eastAsia"/>
+                <w:kern w:val="0"/>
+                <w:sz w:val="22"/>
+              </w:rPr>
+              <w:t>你如果不想让文本居中，可以使用窗口字符，设置成左对齐、右对齐哦。</w:t>
+            </w:r>
+          </w:p>
+          <w:p>
+            <w:pPr>
+              <w:snapToGrid w:val="0"/>
+              <w:rPr>
+                <w:rFonts w:ascii="Tahoma" w:eastAsia="微软雅黑" w:hAnsi="Tahoma" w:hint="eastAsia"/>
+                <w:kern w:val="0"/>
+                <w:sz w:val="22"/>
+              </w:rPr>
+            </w:pPr>
+            <w:r>
+              <w:rPr>
+                <w:rFonts w:ascii="Tahoma" w:eastAsia="微软雅黑" w:hAnsi="Tahoma" w:hint="eastAsia"/>
+                <w:kern w:val="0"/>
+                <w:sz w:val="22"/>
+              </w:rPr>
+              <w:t>通过插件：</w:t>
+            </w:r>
+            <w:r>
+              <w:rPr>
+                <w:rFonts w:ascii="Tahoma" w:eastAsia="微软雅黑" w:hAnsi="Tahoma" w:hint="eastAsia"/>
+                <w:kern w:val="0"/>
+                <w:sz w:val="22"/>
+              </w:rPr>
+              <w:t>Drill_DialogTextAlign</w:t>
+            </w:r>
+            <w:r>
+              <w:rPr>
+                <w:rFonts w:ascii="Tahoma" w:eastAsia="微软雅黑" w:hAnsi="Tahoma" w:hint="eastAsia"/>
+                <w:kern w:val="0"/>
+                <w:sz w:val="22"/>
+              </w:rPr>
+              <w:t xml:space="preserve">  </w:t>
+            </w:r>
+            <w:r>
+              <w:rPr>
+                <w:rFonts w:ascii="Tahoma" w:eastAsia="微软雅黑" w:hAnsi="Tahoma" w:hint="eastAsia"/>
+                <w:kern w:val="0"/>
+                <w:sz w:val="22"/>
+              </w:rPr>
+              <w:t>窗口字符</w:t>
+            </w:r>
+            <w:r>
+              <w:rPr>
+                <w:rFonts w:ascii="Tahoma" w:eastAsia="微软雅黑" w:hAnsi="Tahoma" w:hint="eastAsia"/>
+                <w:kern w:val="0"/>
+                <w:sz w:val="22"/>
+              </w:rPr>
+              <w:t xml:space="preserve"> - </w:t>
+            </w:r>
+            <w:r>
+              <w:rPr>
+                <w:rFonts w:ascii="Tahoma" w:eastAsia="微软雅黑" w:hAnsi="Tahoma" w:hint="eastAsia"/>
+                <w:kern w:val="0"/>
+                <w:sz w:val="22"/>
+              </w:rPr>
+              <w:t>文本居中</w:t>
+            </w:r>
+          </w:p>
+        </w:tc>
+      </w:tr>
+    </w:tbl>
+    <w:p>
+      <w:pPr>
+        <w:snapToGrid w:val="0"/>
+        <w:rPr>
+          <w:rFonts w:ascii="Tahoma" w:eastAsia="微软雅黑" w:hAnsi="Tahoma" w:hint="eastAsia"/>
+          <w:kern w:val="0"/>
+          <w:sz w:val="22"/>
+        </w:rPr>
+      </w:pPr>
     </w:p>
     <w:p>
       <w:pPr>
@@ -4039,19 +4385,52 @@
     </w:p>
     <w:p>
       <w:pPr>
-        <w:rPr>
-          <w:rFonts w:ascii="Tahoma" w:eastAsia="微软雅黑" w:hAnsi="Tahoma"/>
-          <w:kern w:val="0"/>
-          <w:sz w:val="22"/>
-        </w:rPr>
-      </w:pPr>
-      <w:r>
-        <w:rPr>
-          <w:rFonts w:ascii="Tahoma" w:eastAsia="微软雅黑" w:hAnsi="Tahoma" w:hint="eastAsia"/>
-          <w:kern w:val="0"/>
-          <w:sz w:val="22"/>
-        </w:rPr>
-        <w:t>完成装饰背景和内容后，基本就完成了。</w:t>
+        <w:snapToGrid w:val="0"/>
+        <w:rPr>
+          <w:rFonts w:ascii="Tahoma" w:eastAsia="微软雅黑" w:hAnsi="Tahoma"/>
+          <w:kern w:val="0"/>
+          <w:sz w:val="22"/>
+        </w:rPr>
+      </w:pPr>
+      <w:r>
+        <w:rPr>
+          <w:rFonts w:ascii="Tahoma" w:eastAsia="微软雅黑" w:hAnsi="Tahoma" w:hint="eastAsia"/>
+          <w:kern w:val="0"/>
+          <w:sz w:val="22"/>
+        </w:rPr>
+        <w:t>完成</w:t>
+      </w:r>
+      <w:r>
+        <w:rPr>
+          <w:rFonts w:ascii="Tahoma" w:eastAsia="微软雅黑" w:hAnsi="Tahoma" w:hint="eastAsia"/>
+          <w:kern w:val="0"/>
+          <w:sz w:val="22"/>
+        </w:rPr>
+        <w:t>上述步骤</w:t>
+      </w:r>
+      <w:r>
+        <w:rPr>
+          <w:rFonts w:ascii="Tahoma" w:eastAsia="微软雅黑" w:hAnsi="Tahoma" w:hint="eastAsia"/>
+          <w:kern w:val="0"/>
+          <w:sz w:val="22"/>
+        </w:rPr>
+        <w:t>后</w:t>
+      </w:r>
+      <w:r>
+        <w:rPr>
+          <w:rFonts w:ascii="Tahoma" w:eastAsia="微软雅黑" w:hAnsi="Tahoma" w:hint="eastAsia"/>
+          <w:kern w:val="0"/>
+          <w:sz w:val="22"/>
+        </w:rPr>
+        <w:t>，接下来是细节调整</w:t>
+      </w:r>
+      <w:r>
+        <w:rPr>
+          <w:rFonts w:ascii="Tahoma" w:eastAsia="微软雅黑" w:hAnsi="Tahoma" w:hint="eastAsia"/>
+          <w:kern w:val="0"/>
+          <w:sz w:val="22"/>
+        </w:rPr>
+        <w:t>。</w:t>
       </w:r>
     </w:p>
     <w:p>
@@ -4236,10 +4615,10 @@
           <w:noProof/>
         </w:rPr>
         <w:drawing>
-          <wp:inline distT="0" distB="0" distL="0" distR="0" wp14:anchorId="2B8482A2" wp14:editId="15943B86">
-            <wp:extent cx="3832860" cy="1871378"/>
-            <wp:effectExtent l="0" t="0" r="0" b="0"/>
-            <wp:docPr id="10" name="图片 10"/>
+          <wp:inline distT="0" distB="0" distL="0" distR="0" wp14:anchorId="162F626A" wp14:editId="1FC1D94A">
+            <wp:extent cx="3495675" cy="1706749"/>
+            <wp:effectExtent l="0" t="0" r="0" b="8255"/>
+            <wp:docPr id="480459961" name="图片 6"/>
             <wp:cNvGraphicFramePr>
               <a:graphicFrameLocks xmlns:a="http://schemas.openxmlformats.org/drawingml/2006/main" noChangeAspect="1"/>
             </wp:cNvGraphicFramePr>
@@ -4247,23 +4626,36 @@
               <a:graphicData uri="http://schemas.openxmlformats.org/drawingml/2006/picture">
                 <pic:pic xmlns:pic="http://schemas.openxmlformats.org/drawingml/2006/picture">
                   <pic:nvPicPr>
-                    <pic:cNvPr id="1" name=""/>
-                    <pic:cNvPicPr/>
+                    <pic:cNvPr id="0" name="Picture 12"/>
+                    <pic:cNvPicPr>
+                      <a:picLocks noChangeAspect="1" noChangeArrowheads="1"/>
+                    </pic:cNvPicPr>
                   </pic:nvPicPr>
                   <pic:blipFill>
-                    <a:blip r:embed="rId20"/>
+                    <a:blip r:embed="rId20">
+                      <a:extLst>
+                        <a:ext uri="{28A0092B-C50C-407E-A947-70E740481C1C}">
+                          <a14:useLocalDpi xmlns:a14="http://schemas.microsoft.com/office/drawing/2010/main" val="0"/>
+                        </a:ext>
+                      </a:extLst>
+                    </a:blip>
+                    <a:srcRect/>
                     <a:stretch>
                       <a:fillRect/>
                     </a:stretch>
                   </pic:blipFill>
-                  <pic:spPr>
+                  <pic:spPr bwMode="auto">
                     <a:xfrm>
                       <a:off x="0" y="0"/>
-                      <a:ext cx="3864812" cy="1886978"/>
+                      <a:ext cx="3523020" cy="1720100"/>
                     </a:xfrm>
                     <a:prstGeom prst="rect">
                       <a:avLst/>
                     </a:prstGeom>
+                    <a:noFill/>
+                    <a:ln>
+                      <a:noFill/>
+                    </a:ln>
                   </pic:spPr>
                 </pic:pic>
               </a:graphicData>
@@ -4276,7 +4668,7 @@
       <w:pPr>
         <w:jc w:val="center"/>
         <w:rPr>
-          <w:rFonts w:ascii="Tahoma" w:eastAsia="微软雅黑" w:hAnsi="Tahoma"/>
+          <w:rFonts w:ascii="Tahoma" w:eastAsia="微软雅黑" w:hAnsi="Tahoma" w:hint="eastAsia"/>
           <w:kern w:val="0"/>
           <w:sz w:val="22"/>
         </w:rPr>
@@ -4286,10 +4678,10 @@
           <w:noProof/>
         </w:rPr>
         <w:drawing>
-          <wp:inline distT="0" distB="0" distL="0" distR="0" wp14:anchorId="72BC3FC5" wp14:editId="3AE75C55">
-            <wp:extent cx="3802380" cy="1653527"/>
-            <wp:effectExtent l="0" t="0" r="7620" b="4445"/>
-            <wp:docPr id="9" name="图片 9"/>
+          <wp:inline distT="0" distB="0" distL="0" distR="0" wp14:anchorId="1C2C4FFB" wp14:editId="3D20B80B">
+            <wp:extent cx="3524250" cy="1532578"/>
+            <wp:effectExtent l="0" t="0" r="0" b="0"/>
+            <wp:docPr id="1079871491" name="图片 7"/>
             <wp:cNvGraphicFramePr>
               <a:graphicFrameLocks xmlns:a="http://schemas.openxmlformats.org/drawingml/2006/main" noChangeAspect="1"/>
             </wp:cNvGraphicFramePr>
@@ -4297,23 +4689,36 @@
               <a:graphicData uri="http://schemas.openxmlformats.org/drawingml/2006/picture">
                 <pic:pic xmlns:pic="http://schemas.openxmlformats.org/drawingml/2006/picture">
                   <pic:nvPicPr>
-                    <pic:cNvPr id="1" name=""/>
-                    <pic:cNvPicPr/>
+                    <pic:cNvPr id="0" name="Picture 14"/>
+                    <pic:cNvPicPr>
+                      <a:picLocks noChangeAspect="1" noChangeArrowheads="1"/>
+                    </pic:cNvPicPr>
                   </pic:nvPicPr>
                   <pic:blipFill>
-                    <a:blip r:embed="rId21"/>
+                    <a:blip r:embed="rId21">
+                      <a:extLst>
+                        <a:ext uri="{28A0092B-C50C-407E-A947-70E740481C1C}">
+                          <a14:useLocalDpi xmlns:a14="http://schemas.microsoft.com/office/drawing/2010/main" val="0"/>
+                        </a:ext>
+                      </a:extLst>
+                    </a:blip>
+                    <a:srcRect/>
                     <a:stretch>
                       <a:fillRect/>
                     </a:stretch>
                   </pic:blipFill>
-                  <pic:spPr>
+                  <pic:spPr bwMode="auto">
                     <a:xfrm>
                       <a:off x="0" y="0"/>
-                      <a:ext cx="3848209" cy="1673456"/>
+                      <a:ext cx="3532089" cy="1535987"/>
                     </a:xfrm>
                     <a:prstGeom prst="rect">
                       <a:avLst/>
                     </a:prstGeom>
+                    <a:noFill/>
+                    <a:ln>
+                      <a:noFill/>
+                    </a:ln>
                   </pic:spPr>
                 </pic:pic>
               </a:graphicData>
@@ -4327,11 +4732,134 @@
         <w:widowControl/>
         <w:jc w:val="left"/>
         <w:rPr>
-          <w:rFonts w:ascii="Tahoma" w:eastAsia="微软雅黑" w:hAnsi="Tahoma"/>
-          <w:kern w:val="0"/>
-          <w:sz w:val="22"/>
-        </w:rPr>
-      </w:pPr>
+          <w:rFonts w:ascii="Tahoma" w:eastAsia="微软雅黑" w:hAnsi="Tahoma" w:hint="eastAsia"/>
+          <w:kern w:val="0"/>
+          <w:sz w:val="22"/>
+        </w:rPr>
+      </w:pPr>
+      <w:r>
+        <w:rPr>
+          <w:rFonts w:ascii="Tahoma" w:eastAsia="微软雅黑" w:hAnsi="Tahoma" w:hint="eastAsia"/>
+          <w:kern w:val="0"/>
+          <w:sz w:val="22"/>
+        </w:rPr>
+        <w:t>最终在游戏中测试的效果如下图。</w:t>
+      </w:r>
+    </w:p>
+    <w:p>
+      <w:pPr>
+        <w:widowControl/>
+        <w:jc w:val="center"/>
+        <w:rPr>
+          <w:rFonts w:ascii="Tahoma" w:eastAsia="微软雅黑" w:hAnsi="Tahoma"/>
+          <w:kern w:val="0"/>
+          <w:sz w:val="22"/>
+        </w:rPr>
+      </w:pPr>
+      <w:r>
+        <w:rPr>
+          <w:noProof/>
+        </w:rPr>
+        <w:drawing>
+          <wp:inline distT="0" distB="0" distL="0" distR="0" wp14:anchorId="6DE3DA31" wp14:editId="7D9CA1AD">
+            <wp:extent cx="3800475" cy="2763649"/>
+            <wp:effectExtent l="0" t="0" r="0" b="0"/>
+            <wp:docPr id="1569993873" name="图片 8"/>
+            <wp:cNvGraphicFramePr>
+              <a:graphicFrameLocks xmlns:a="http://schemas.openxmlformats.org/drawingml/2006/main" noChangeAspect="1"/>
+            </wp:cNvGraphicFramePr>
+            <a:graphic xmlns:a="http://schemas.openxmlformats.org/drawingml/2006/main">
+              <a:graphicData uri="http://schemas.openxmlformats.org/drawingml/2006/picture">
+                <pic:pic xmlns:pic="http://schemas.openxmlformats.org/drawingml/2006/picture">
+                  <pic:nvPicPr>
+                    <pic:cNvPr id="0" name="Picture 16"/>
+                    <pic:cNvPicPr>
+                      <a:picLocks noChangeAspect="1" noChangeArrowheads="1"/>
+                    </pic:cNvPicPr>
+                  </pic:nvPicPr>
+                  <pic:blipFill>
+                    <a:blip r:embed="rId22">
+                      <a:extLst>
+                        <a:ext uri="{28A0092B-C50C-407E-A947-70E740481C1C}">
+                          <a14:useLocalDpi xmlns:a14="http://schemas.microsoft.com/office/drawing/2010/main" val="0"/>
+                        </a:ext>
+                      </a:extLst>
+                    </a:blip>
+                    <a:srcRect/>
+                    <a:stretch>
+                      <a:fillRect/>
+                    </a:stretch>
+                  </pic:blipFill>
+                  <pic:spPr bwMode="auto">
+                    <a:xfrm>
+                      <a:off x="0" y="0"/>
+                      <a:ext cx="3805559" cy="2767346"/>
+                    </a:xfrm>
+                    <a:prstGeom prst="rect">
+                      <a:avLst/>
+                    </a:prstGeom>
+                    <a:noFill/>
+                    <a:ln>
+                      <a:noFill/>
+                    </a:ln>
+                  </pic:spPr>
+                </pic:pic>
+              </a:graphicData>
+            </a:graphic>
+          </wp:inline>
+        </w:drawing>
+      </w:r>
+    </w:p>
+    <w:p>
+      <w:pPr>
+        <w:widowControl/>
+        <w:rPr>
+          <w:rFonts w:ascii="Tahoma" w:eastAsia="微软雅黑" w:hAnsi="Tahoma" w:hint="eastAsia"/>
+          <w:kern w:val="0"/>
+          <w:sz w:val="22"/>
+        </w:rPr>
+      </w:pPr>
+    </w:p>
+    <w:p>
+      <w:pPr>
+        <w:pStyle w:val="4"/>
+        <w:snapToGrid w:val="0"/>
+        <w:spacing w:before="240" w:after="240" w:line="240" w:lineRule="auto"/>
+        <w:rPr>
+          <w:rFonts w:ascii="微软雅黑" w:eastAsia="微软雅黑" w:hAnsi="微软雅黑" w:hint="eastAsia"/>
+          <w:bCs w:val="0"/>
+          <w:sz w:val="22"/>
+          <w:szCs w:val="22"/>
+        </w:rPr>
+      </w:pPr>
+      <w:r>
+        <w:rPr>
+          <w:rFonts w:ascii="微软雅黑" w:eastAsia="微软雅黑" w:hAnsi="微软雅黑" w:hint="eastAsia"/>
+          <w:bCs w:val="0"/>
+          <w:sz w:val="22"/>
+          <w:szCs w:val="22"/>
+        </w:rPr>
+        <w:lastRenderedPageBreak/>
+        <w:t>6</w:t>
+      </w:r>
+      <w:r>
+        <w:rPr>
+          <w:rFonts w:ascii="微软雅黑" w:eastAsia="微软雅黑" w:hAnsi="微软雅黑" w:hint="eastAsia"/>
+          <w:bCs w:val="0"/>
+          <w:sz w:val="22"/>
+          <w:szCs w:val="22"/>
+        </w:rPr>
+        <w:t>．</w:t>
+      </w:r>
+      <w:r>
+        <w:rPr>
+          <w:rFonts w:ascii="微软雅黑" w:eastAsia="微软雅黑" w:hAnsi="微软雅黑" w:hint="eastAsia"/>
+          <w:bCs w:val="0"/>
+          <w:sz w:val="22"/>
+          <w:szCs w:val="22"/>
+        </w:rPr>
+        <w:t>小结</w:t>
+      </w:r>
     </w:p>
     <w:tbl>
       <w:tblPr>

--- a/插件详细手册/18.面板/关于长画布贴图核心.docx
+++ b/插件详细手册/18.面板/关于长画布贴图核心.docx
@@ -53,7 +53,6 @@
         <w:tc>
           <w:tcPr>
             <w:tcW w:w="5637" w:type="dxa"/>
-            <w:shd w:val="clear" w:color="auto" w:fill="auto"/>
           </w:tcPr>
           <w:p>
             <w:pPr>
@@ -169,7 +168,6 @@
         <w:tc>
           <w:tcPr>
             <w:tcW w:w="2885" w:type="dxa"/>
-            <w:shd w:val="clear" w:color="auto" w:fill="auto"/>
           </w:tcPr>
           <w:p>
             <w:pPr>
@@ -389,7 +387,6 @@
         </w:rPr>
         <w:t>x</w:t>
       </w:r>
-      <w:proofErr w:type="gramStart"/>
       <w:r>
         <w:rPr>
           <w:rFonts w:ascii="Tahoma" w:eastAsia="微软雅黑" w:hAnsi="Tahoma"/>
@@ -398,7 +395,6 @@
         </w:rPr>
         <w:t>”</w:t>
       </w:r>
-      <w:proofErr w:type="gramEnd"/>
       <w:r>
         <w:rPr>
           <w:rFonts w:ascii="Tahoma" w:eastAsia="微软雅黑" w:hAnsi="Tahoma" w:hint="eastAsia"/>
@@ -439,25 +435,7 @@
                 <w:kern w:val="0"/>
                 <w:sz w:val="22"/>
               </w:rPr>
-              <w:t>该系列插件需要</w:t>
-            </w:r>
-            <w:proofErr w:type="gramStart"/>
-            <w:r>
-              <w:rPr>
-                <w:rFonts w:ascii="Tahoma" w:eastAsia="微软雅黑" w:hAnsi="Tahoma" w:hint="eastAsia"/>
-                <w:kern w:val="0"/>
-                <w:sz w:val="22"/>
-              </w:rPr>
-              <w:t>写大量</w:t>
-            </w:r>
-            <w:proofErr w:type="gramEnd"/>
-            <w:r>
-              <w:rPr>
-                <w:rFonts w:ascii="Tahoma" w:eastAsia="微软雅黑" w:hAnsi="Tahoma" w:hint="eastAsia"/>
-                <w:kern w:val="0"/>
-                <w:sz w:val="22"/>
-              </w:rPr>
-              <w:t>文本，</w:t>
+              <w:t>该系列插件需要写大量文本，</w:t>
             </w:r>
             <w:r>
               <w:rPr>
@@ -1149,7 +1127,6 @@
         </w:rPr>
         <w:t>（</w:t>
       </w:r>
-      <w:proofErr w:type="gramStart"/>
       <w:r>
         <w:rPr>
           <w:rFonts w:ascii="Tahoma" w:eastAsia="微软雅黑" w:hAnsi="Tahoma" w:hint="eastAsia"/>
@@ -1166,17 +1143,7 @@
           <w:kern w:val="0"/>
           <w:sz w:val="22"/>
         </w:rPr>
-        <w:t>核心</w:t>
-      </w:r>
-      <w:proofErr w:type="gramEnd"/>
-      <w:r>
-        <w:rPr>
-          <w:rFonts w:ascii="Tahoma" w:eastAsia="微软雅黑" w:hAnsi="Tahoma" w:hint="eastAsia"/>
-          <w:color w:val="A6A6A6" w:themeColor="background1" w:themeShade="A6"/>
-          <w:kern w:val="0"/>
-          <w:sz w:val="22"/>
-        </w:rPr>
-        <w:t>以前的名字叫</w:t>
+        <w:t>核心以前的名字叫</w:t>
       </w:r>
       <w:r>
         <w:rPr>
@@ -1325,10 +1292,10 @@
             <v:path o:extrusionok="f" gradientshapeok="t" o:connecttype="rect"/>
             <o:lock v:ext="edit" aspectratio="t"/>
           </v:shapetype>
-          <v:shape id="_x0000_i1043" type="#_x0000_t75" style="width:535.5pt;height:114pt" o:ole="">
+          <v:shape id="_x0000_i1025" type="#_x0000_t75" style="width:535.5pt;height:114pt" o:ole="">
             <v:imagedata r:id="rId9" o:title=""/>
           </v:shape>
-          <o:OLEObject Type="Embed" ProgID="Visio.Drawing.15" ShapeID="_x0000_i1043" DrawAspect="Content" ObjectID="_1808911146" r:id="rId10"/>
+          <o:OLEObject Type="Embed" ProgID="Visio.Drawing.15" ShapeID="_x0000_i1025" DrawAspect="Content" ObjectID="_1826283420" r:id="rId10"/>
         </w:object>
       </w:r>
     </w:p>
@@ -1592,10 +1559,10 @@
           <w:noProof/>
         </w:rPr>
         <w:drawing>
-          <wp:inline distT="0" distB="0" distL="0" distR="0" wp14:anchorId="19D1A833" wp14:editId="1B2E6ED7">
-            <wp:extent cx="5274310" cy="2657475"/>
-            <wp:effectExtent l="0" t="0" r="2540" b="9525"/>
-            <wp:docPr id="3" name="图片 3"/>
+          <wp:inline distT="0" distB="0" distL="0" distR="0" wp14:anchorId="13142C21" wp14:editId="0EF3E364">
+            <wp:extent cx="5238750" cy="2638425"/>
+            <wp:effectExtent l="0" t="0" r="0" b="9525"/>
+            <wp:docPr id="699218193" name="图片 1"/>
             <wp:cNvGraphicFramePr>
               <a:graphicFrameLocks xmlns:a="http://schemas.openxmlformats.org/drawingml/2006/main" noChangeAspect="1"/>
             </wp:cNvGraphicFramePr>
@@ -1603,7 +1570,7 @@
               <a:graphicData uri="http://schemas.openxmlformats.org/drawingml/2006/picture">
                 <pic:pic xmlns:pic="http://schemas.openxmlformats.org/drawingml/2006/picture">
                   <pic:nvPicPr>
-                    <pic:cNvPr id="0" name="Picture 10"/>
+                    <pic:cNvPr id="0" name="Picture 2"/>
                     <pic:cNvPicPr>
                       <a:picLocks noChangeAspect="1" noChangeArrowheads="1"/>
                     </pic:cNvPicPr>
@@ -1624,7 +1591,7 @@
                   <pic:spPr bwMode="auto">
                     <a:xfrm>
                       <a:off x="0" y="0"/>
-                      <a:ext cx="5274310" cy="2657475"/>
+                      <a:ext cx="5238750" cy="2638425"/>
                     </a:xfrm>
                     <a:prstGeom prst="rect">
                       <a:avLst/>
@@ -1782,10 +1749,10 @@
           <w:noProof/>
         </w:rPr>
         <w:drawing>
-          <wp:inline distT="0" distB="0" distL="0" distR="0" wp14:anchorId="5F5EFE6D" wp14:editId="5A539102">
-            <wp:extent cx="5274310" cy="1535430"/>
-            <wp:effectExtent l="0" t="0" r="2540" b="7620"/>
-            <wp:docPr id="4" name="图片 4"/>
+          <wp:inline distT="0" distB="0" distL="0" distR="0" wp14:anchorId="43709173" wp14:editId="7E466D19">
+            <wp:extent cx="5238750" cy="1524000"/>
+            <wp:effectExtent l="0" t="0" r="0" b="0"/>
+            <wp:docPr id="1225269060" name="图片 2"/>
             <wp:cNvGraphicFramePr>
               <a:graphicFrameLocks xmlns:a="http://schemas.openxmlformats.org/drawingml/2006/main" noChangeAspect="1"/>
             </wp:cNvGraphicFramePr>
@@ -1793,7 +1760,7 @@
               <a:graphicData uri="http://schemas.openxmlformats.org/drawingml/2006/picture">
                 <pic:pic xmlns:pic="http://schemas.openxmlformats.org/drawingml/2006/picture">
                   <pic:nvPicPr>
-                    <pic:cNvPr id="0" name="Picture 13"/>
+                    <pic:cNvPr id="0" name="Picture 4"/>
                     <pic:cNvPicPr>
                       <a:picLocks noChangeAspect="1" noChangeArrowheads="1"/>
                     </pic:cNvPicPr>
@@ -1814,7 +1781,7 @@
                   <pic:spPr bwMode="auto">
                     <a:xfrm>
                       <a:off x="0" y="0"/>
-                      <a:ext cx="5274310" cy="1535430"/>
+                      <a:ext cx="5238750" cy="1524000"/>
                     </a:xfrm>
                     <a:prstGeom prst="rect">
                       <a:avLst/>
@@ -2156,10 +2123,10 @@
           <w:noProof/>
         </w:rPr>
         <w:drawing>
-          <wp:inline distT="0" distB="0" distL="0" distR="0" wp14:anchorId="52EEEBC4" wp14:editId="32D7A994">
-            <wp:extent cx="5274310" cy="2657475"/>
-            <wp:effectExtent l="0" t="0" r="2540" b="9525"/>
-            <wp:docPr id="5" name="图片 5"/>
+          <wp:inline distT="0" distB="0" distL="0" distR="0" wp14:anchorId="15A2E066" wp14:editId="375FDEFC">
+            <wp:extent cx="5238750" cy="2638425"/>
+            <wp:effectExtent l="0" t="0" r="0" b="9525"/>
+            <wp:docPr id="1770502003" name="图片 3"/>
             <wp:cNvGraphicFramePr>
               <a:graphicFrameLocks xmlns:a="http://schemas.openxmlformats.org/drawingml/2006/main" noChangeAspect="1"/>
             </wp:cNvGraphicFramePr>
@@ -2167,7 +2134,7 @@
               <a:graphicData uri="http://schemas.openxmlformats.org/drawingml/2006/picture">
                 <pic:pic xmlns:pic="http://schemas.openxmlformats.org/drawingml/2006/picture">
                   <pic:nvPicPr>
-                    <pic:cNvPr id="0" name="Picture 15"/>
+                    <pic:cNvPr id="0" name="Picture 6"/>
                     <pic:cNvPicPr>
                       <a:picLocks noChangeAspect="1" noChangeArrowheads="1"/>
                     </pic:cNvPicPr>
@@ -2188,7 +2155,7 @@
                   <pic:spPr bwMode="auto">
                     <a:xfrm>
                       <a:off x="0" y="0"/>
-                      <a:ext cx="5274310" cy="2657475"/>
+                      <a:ext cx="5238750" cy="2638425"/>
                     </a:xfrm>
                     <a:prstGeom prst="rect">
                       <a:avLst/>
@@ -2248,10 +2215,10 @@
           <w:noProof/>
         </w:rPr>
         <w:drawing>
-          <wp:inline distT="0" distB="0" distL="0" distR="0" wp14:anchorId="16915169" wp14:editId="5FECD6ED">
-            <wp:extent cx="5274310" cy="1955800"/>
-            <wp:effectExtent l="0" t="0" r="2540" b="6350"/>
-            <wp:docPr id="6" name="图片 6"/>
+          <wp:inline distT="0" distB="0" distL="0" distR="0" wp14:anchorId="0ADDEBED" wp14:editId="0CC188A1">
+            <wp:extent cx="5238750" cy="1943100"/>
+            <wp:effectExtent l="0" t="0" r="0" b="0"/>
+            <wp:docPr id="1315444374" name="图片 4"/>
             <wp:cNvGraphicFramePr>
               <a:graphicFrameLocks xmlns:a="http://schemas.openxmlformats.org/drawingml/2006/main" noChangeAspect="1"/>
             </wp:cNvGraphicFramePr>
@@ -2259,7 +2226,7 @@
               <a:graphicData uri="http://schemas.openxmlformats.org/drawingml/2006/picture">
                 <pic:pic xmlns:pic="http://schemas.openxmlformats.org/drawingml/2006/picture">
                   <pic:nvPicPr>
-                    <pic:cNvPr id="0" name="Picture 17"/>
+                    <pic:cNvPr id="0" name="Picture 8"/>
                     <pic:cNvPicPr>
                       <a:picLocks noChangeAspect="1" noChangeArrowheads="1"/>
                     </pic:cNvPicPr>
@@ -2280,7 +2247,7 @@
                   <pic:spPr bwMode="auto">
                     <a:xfrm>
                       <a:off x="0" y="0"/>
-                      <a:ext cx="5274310" cy="1955800"/>
+                      <a:ext cx="5238750" cy="1943100"/>
                     </a:xfrm>
                     <a:prstGeom prst="rect">
                       <a:avLst/>
@@ -2312,25 +2279,7 @@
           <w:kern w:val="0"/>
           <w:sz w:val="22"/>
         </w:rPr>
-        <w:t>另外，</w:t>
-      </w:r>
-      <w:proofErr w:type="gramStart"/>
-      <w:r>
-        <w:rPr>
-          <w:rFonts w:ascii="Tahoma" w:eastAsia="微软雅黑" w:hAnsi="Tahoma" w:hint="eastAsia"/>
-          <w:kern w:val="0"/>
-          <w:sz w:val="22"/>
-        </w:rPr>
-        <w:t>在阶段</w:t>
-      </w:r>
-      <w:proofErr w:type="gramEnd"/>
-      <w:r>
-        <w:rPr>
-          <w:rFonts w:ascii="Tahoma" w:eastAsia="微软雅黑" w:hAnsi="Tahoma" w:hint="eastAsia"/>
-          <w:kern w:val="0"/>
-          <w:sz w:val="22"/>
-        </w:rPr>
-        <w:t>滚动前，</w:t>
+        <w:t>另外，在阶段滚动前，</w:t>
       </w:r>
       <w:r>
         <w:rPr>
@@ -2372,18 +2321,8 @@
           <w:kern w:val="0"/>
           <w:sz w:val="22"/>
         </w:rPr>
-        <w:t>你还可以直接</w:t>
-      </w:r>
-      <w:proofErr w:type="gramStart"/>
-      <w:r>
-        <w:rPr>
-          <w:rFonts w:ascii="Tahoma" w:eastAsia="微软雅黑" w:hAnsi="Tahoma" w:hint="eastAsia"/>
-          <w:kern w:val="0"/>
-          <w:sz w:val="22"/>
-        </w:rPr>
-        <w:t>把阶段</w:t>
-      </w:r>
-      <w:proofErr w:type="gramEnd"/>
+        <w:t>你还可以直接把阶段</w:t>
+      </w:r>
       <w:r>
         <w:rPr>
           <w:rFonts w:ascii="Tahoma" w:eastAsia="微软雅黑" w:hAnsi="Tahoma" w:hint="eastAsia"/>
@@ -3033,25 +2972,7 @@
           <w:kern w:val="0"/>
           <w:sz w:val="22"/>
         </w:rPr>
-        <w:t>分下面几个阶段：</w:t>
-      </w:r>
-      <w:proofErr w:type="gramStart"/>
-      <w:r>
-        <w:rPr>
-          <w:rFonts w:ascii="Tahoma" w:eastAsia="微软雅黑" w:hAnsi="Tahoma" w:hint="eastAsia"/>
-          <w:kern w:val="0"/>
-          <w:sz w:val="22"/>
-        </w:rPr>
-        <w:t>先展示</w:t>
-      </w:r>
-      <w:proofErr w:type="gramEnd"/>
-      <w:r>
-        <w:rPr>
-          <w:rFonts w:ascii="Tahoma" w:eastAsia="微软雅黑" w:hAnsi="Tahoma" w:hint="eastAsia"/>
-          <w:kern w:val="0"/>
-          <w:sz w:val="22"/>
-        </w:rPr>
-        <w:t>一个大标志图片，然后是常常的文本列表，接着再弄个类似商标大图片，最后弄个</w:t>
+        <w:t>分下面几个阶段：先展示一个大标志图片，然后是常常的文本列表，接着再弄个类似商标大图片，最后弄个</w:t>
       </w:r>
       <w:r>
         <w:rPr>
@@ -3491,7 +3412,7 @@
         <w:spacing w:after="200"/>
         <w:jc w:val="left"/>
         <w:rPr>
-          <w:rFonts w:ascii="Tahoma" w:eastAsia="微软雅黑" w:hAnsi="Tahoma" w:hint="eastAsia"/>
+          <w:rFonts w:ascii="Tahoma" w:eastAsia="微软雅黑" w:hAnsi="Tahoma"/>
           <w:kern w:val="0"/>
           <w:sz w:val="22"/>
         </w:rPr>
@@ -3814,10 +3735,10 @@
           <w:noProof/>
         </w:rPr>
         <w:drawing>
-          <wp:inline distT="0" distB="0" distL="0" distR="0" wp14:anchorId="58B44696" wp14:editId="1704D418">
-            <wp:extent cx="5274310" cy="2657475"/>
-            <wp:effectExtent l="0" t="0" r="2540" b="9525"/>
-            <wp:docPr id="11" name="图片 11"/>
+          <wp:inline distT="0" distB="0" distL="0" distR="0" wp14:anchorId="2829BDB1" wp14:editId="645EF3B5">
+            <wp:extent cx="5238750" cy="2638425"/>
+            <wp:effectExtent l="0" t="0" r="0" b="9525"/>
+            <wp:docPr id="548254792" name="图片 1"/>
             <wp:cNvGraphicFramePr>
               <a:graphicFrameLocks xmlns:a="http://schemas.openxmlformats.org/drawingml/2006/main" noChangeAspect="1"/>
             </wp:cNvGraphicFramePr>
@@ -3825,7 +3746,7 @@
               <a:graphicData uri="http://schemas.openxmlformats.org/drawingml/2006/picture">
                 <pic:pic xmlns:pic="http://schemas.openxmlformats.org/drawingml/2006/picture">
                   <pic:nvPicPr>
-                    <pic:cNvPr id="0" name="Picture 10"/>
+                    <pic:cNvPr id="0" name="Picture 2"/>
                     <pic:cNvPicPr>
                       <a:picLocks noChangeAspect="1" noChangeArrowheads="1"/>
                     </pic:cNvPicPr>
@@ -3846,7 +3767,7 @@
                   <pic:spPr bwMode="auto">
                     <a:xfrm>
                       <a:off x="0" y="0"/>
-                      <a:ext cx="5274310" cy="2657475"/>
+                      <a:ext cx="5238750" cy="2638425"/>
                     </a:xfrm>
                     <a:prstGeom prst="rect">
                       <a:avLst/>
@@ -4137,7 +4058,6 @@
         </w:rPr>
         <w:t>你可以使用中文空格</w:t>
       </w:r>
-      <w:proofErr w:type="gramStart"/>
       <w:r>
         <w:rPr>
           <w:rFonts w:ascii="Tahoma" w:eastAsia="微软雅黑" w:hAnsi="Tahoma"/>
@@ -4146,7 +4066,6 @@
         </w:rPr>
         <w:t>”</w:t>
       </w:r>
-      <w:proofErr w:type="gramEnd"/>
       <w:r>
         <w:rPr>
           <w:rFonts w:ascii="Tahoma" w:eastAsia="微软雅黑" w:hAnsi="Tahoma"/>
@@ -4163,7 +4082,6 @@
         </w:rPr>
         <w:t xml:space="preserve">　</w:t>
       </w:r>
-      <w:proofErr w:type="gramStart"/>
       <w:r>
         <w:rPr>
           <w:rFonts w:ascii="Tahoma" w:eastAsia="微软雅黑" w:hAnsi="Tahoma"/>
@@ -4172,7 +4090,6 @@
         </w:rPr>
         <w:t>”</w:t>
       </w:r>
-      <w:proofErr w:type="gramEnd"/>
       <w:r>
         <w:rPr>
           <w:rFonts w:ascii="Tahoma" w:eastAsia="微软雅黑" w:hAnsi="Tahoma" w:hint="eastAsia"/>
@@ -4181,34 +4098,14 @@
         </w:rPr>
         <w:t>和英文空格</w:t>
       </w:r>
-      <w:proofErr w:type="gramStart"/>
-      <w:r>
-        <w:rPr>
-          <w:rFonts w:ascii="Tahoma" w:eastAsia="微软雅黑" w:hAnsi="Tahoma"/>
-          <w:kern w:val="0"/>
-          <w:sz w:val="22"/>
-        </w:rPr>
-        <w:t>”</w:t>
-      </w:r>
-      <w:proofErr w:type="gramEnd"/>
-      <w:r>
-        <w:rPr>
-          <w:rFonts w:ascii="Tahoma" w:eastAsia="微软雅黑" w:hAnsi="Tahoma"/>
-          <w:kern w:val="0"/>
-          <w:sz w:val="22"/>
-        </w:rPr>
-        <w:t xml:space="preserve"> </w:t>
-      </w:r>
-      <w:proofErr w:type="gramStart"/>
-      <w:r>
-        <w:rPr>
-          <w:rFonts w:ascii="Tahoma" w:eastAsia="微软雅黑" w:hAnsi="Tahoma"/>
-          <w:kern w:val="0"/>
-          <w:sz w:val="22"/>
-        </w:rPr>
-        <w:t>”</w:t>
-      </w:r>
-      <w:proofErr w:type="gramEnd"/>
+      <w:r>
+        <w:rPr>
+          <w:rFonts w:ascii="Tahoma" w:eastAsia="微软雅黑" w:hAnsi="Tahoma"/>
+          <w:kern w:val="0"/>
+          <w:sz w:val="22"/>
+        </w:rPr>
+        <w:t>” ”</w:t>
+      </w:r>
       <w:r>
         <w:rPr>
           <w:rFonts w:ascii="Tahoma" w:eastAsia="微软雅黑" w:hAnsi="Tahoma" w:hint="eastAsia"/>
@@ -4256,7 +4153,7 @@
             <w:pPr>
               <w:snapToGrid w:val="0"/>
               <w:rPr>
-                <w:rFonts w:ascii="Tahoma" w:eastAsia="微软雅黑" w:hAnsi="Tahoma" w:hint="eastAsia"/>
+                <w:rFonts w:ascii="Tahoma" w:eastAsia="微软雅黑" w:hAnsi="Tahoma"/>
                 <w:kern w:val="0"/>
                 <w:sz w:val="22"/>
               </w:rPr>
@@ -4317,7 +4214,7 @@
       <w:pPr>
         <w:snapToGrid w:val="0"/>
         <w:rPr>
-          <w:rFonts w:ascii="Tahoma" w:eastAsia="微软雅黑" w:hAnsi="Tahoma" w:hint="eastAsia"/>
+          <w:rFonts w:ascii="Tahoma" w:eastAsia="微软雅黑" w:hAnsi="Tahoma"/>
           <w:kern w:val="0"/>
           <w:sz w:val="22"/>
         </w:rPr>
@@ -4668,7 +4565,7 @@
       <w:pPr>
         <w:jc w:val="center"/>
         <w:rPr>
-          <w:rFonts w:ascii="Tahoma" w:eastAsia="微软雅黑" w:hAnsi="Tahoma" w:hint="eastAsia"/>
+          <w:rFonts w:ascii="Tahoma" w:eastAsia="微软雅黑" w:hAnsi="Tahoma"/>
           <w:kern w:val="0"/>
           <w:sz w:val="22"/>
         </w:rPr>
@@ -4732,7 +4629,7 @@
         <w:widowControl/>
         <w:jc w:val="left"/>
         <w:rPr>
-          <w:rFonts w:ascii="Tahoma" w:eastAsia="微软雅黑" w:hAnsi="Tahoma" w:hint="eastAsia"/>
+          <w:rFonts w:ascii="Tahoma" w:eastAsia="微软雅黑" w:hAnsi="Tahoma"/>
           <w:kern w:val="0"/>
           <w:sz w:val="22"/>
         </w:rPr>
@@ -4814,7 +4711,7 @@
       <w:pPr>
         <w:widowControl/>
         <w:rPr>
-          <w:rFonts w:ascii="Tahoma" w:eastAsia="微软雅黑" w:hAnsi="Tahoma" w:hint="eastAsia"/>
+          <w:rFonts w:ascii="Tahoma" w:eastAsia="微软雅黑" w:hAnsi="Tahoma"/>
           <w:kern w:val="0"/>
           <w:sz w:val="22"/>
         </w:rPr>
@@ -4997,25 +4894,7 @@
                 <w:kern w:val="0"/>
                 <w:sz w:val="22"/>
               </w:rPr>
-              <w:t>不像面板那样对图片、文字位置的要求那么细致，但是架不住内容多。部分文字没居中、图片歪了，都需要在反复测试中才能发现，每次</w:t>
-            </w:r>
-            <w:proofErr w:type="gramStart"/>
-            <w:r>
-              <w:rPr>
-                <w:rFonts w:ascii="Tahoma" w:eastAsia="微软雅黑" w:hAnsi="Tahoma" w:hint="eastAsia"/>
-                <w:kern w:val="0"/>
-                <w:sz w:val="22"/>
-              </w:rPr>
-              <w:t>改都是</w:t>
-            </w:r>
-            <w:proofErr w:type="gramEnd"/>
-            <w:r>
-              <w:rPr>
-                <w:rFonts w:ascii="Tahoma" w:eastAsia="微软雅黑" w:hAnsi="Tahoma" w:hint="eastAsia"/>
-                <w:kern w:val="0"/>
-                <w:sz w:val="22"/>
-              </w:rPr>
-              <w:t>移动一大段</w:t>
+              <w:t>不像面板那样对图片、文字位置的要求那么细致，但是架不住内容多。部分文字没居中、图片歪了，都需要在反复测试中才能发现，每次改都是移动一大段</w:t>
             </w:r>
             <w:r>
               <w:rPr>
